--- a/data-spec/Ceres database hand-over.docx
+++ b/data-spec/Ceres database hand-over.docx
@@ -19481,7 +19481,7 @@
               <w:rPr>
                 <w:sz w:val="16"/>
               </w:rPr>
-              <w:t>Three years after launch, how much of a client's contact with us will happen without a …</w:t>
+              <w:t>Three years after launch, what share of a client's requests and transactions will be …</w:t>
             </w:r>
           </w:p>
         </w:tc>
@@ -20505,7 +20505,7 @@
               <w:rPr>
                 <w:sz w:val="16"/>
               </w:rPr>
-              <w:t>If we could pay for only one of these, which one?</w:t>
+              <w:t>If we could make only one of these changes, which one?</w:t>
             </w:r>
           </w:p>
         </w:tc>
@@ -21630,7 +21630,7 @@
               <w:rPr>
                 <w:sz w:val="16"/>
               </w:rPr>
-              <w:t>Where does J.P. Morgan stand on each of these today?</w:t>
+              <w:t>Where does the IPB stand on each of these today?</w:t>
             </w:r>
           </w:p>
         </w:tc>
